--- a/Pharmacology I Exam 2/pharm-exam-2-drug-study-chart.docx
+++ b/Pharmacology I Exam 2/pharm-exam-2-drug-study-chart.docx
@@ -97,6 +97,24 @@
         </w:rPr>
         <w:t>; where the slides do not mention it, the cell says so. No dosages (Dr. Wood does not test them). 61 classes.</w:t>
       </w:r>
+      <w:r>
+        <w:br/>
+      </w:r>
+      <w:r>
+        <w:rPr>
+          <w:b w:val="0"/>
+          <w:i w:val="0"/>
+          <w:u w:val="single"/>
+        </w:rPr>
+        <w:t>Underlined</w:t>
+      </w:r>
+      <w:r>
+        <w:rPr>
+          <w:b w:val="0"/>
+          <w:i w:val="0"/>
+        </w:rPr>
+        <w:t xml:space="preserve"> contraindications are not stated in the PowerPoint.</w:t>
+      </w:r>
     </w:p>
     <w:tbl>
       <w:tblPr>
@@ -1913,7 +1931,7 @@
                 <w:i w:val="0"/>
                 <w:sz w:val="18"/>
               </w:rPr>
-              <w:t>None listed. Limitation: not useful for acute symptoms (slow onset).</w:t>
+              <w:t>None listed. Limitation: not useful for acute symptoms (5-14 days for full efficacy).</w:t>
             </w:r>
           </w:p>
         </w:tc>
@@ -2444,7 +2462,7 @@
                 <w:i w:val="0"/>
                 <w:sz w:val="18"/>
               </w:rPr>
-              <w:t>Generally reserved for refractory symptoms, limited to under 2 weeks. Cautions: infection, corneal ulcers, glaucoma and raised eye pressure, cataract, delayed wound healing.</w:t>
+              <w:t>Generally used for refractory symptoms, limited to under 2 weeks of pulse therapy. Cautions: infection, corneal ulcers, glaucoma and raised eye pressure, cataract, delayed wound healing.</w:t>
             </w:r>
           </w:p>
         </w:tc>
@@ -3165,8 +3183,17 @@
                 <w:b w:val="0"/>
                 <w:i w:val="0"/>
                 <w:sz w:val="18"/>
-              </w:rPr>
-              <w:t>Avoid or use cautiously in heart failure, bradycardia, heart block and asthma. Beta-1 selective agents (betaxolol) carry less bronchoconstriction risk in asthma.</w:t>
+                <w:u w:val="single"/>
+              </w:rPr>
+              <w:t>Avoid or use cautiously in</w:t>
+            </w:r>
+            <w:r>
+              <w:rPr>
+                <w:b w:val="0"/>
+                <w:i w:val="0"/>
+                <w:sz w:val="18"/>
+              </w:rPr>
+              <w:t xml:space="preserve"> heart failure, bradycardia, heart block and asthma. Beta-1 selective agents (betaxolol) carry less bronchoconstriction risk in asthma.</w:t>
             </w:r>
           </w:p>
         </w:tc>
@@ -5028,7 +5055,24 @@
                 <w:i w:val="0"/>
                 <w:sz w:val="18"/>
               </w:rPr>
-              <w:t>None listed as such. Cautions drawn from the adverse effects: QT prolongation, hepatic toxicity, and CYP3A4 (cytochrome P450 3A4) inhibition, which raises levels of other drugs.</w:t>
+              <w:t xml:space="preserve">None listed as such. Cautions drawn from the adverse effects: QT prolongation, hepatic toxicity, and CYP3A4 (cytochrome P450 3A4) inhibition, </w:t>
+            </w:r>
+            <w:r>
+              <w:rPr>
+                <w:b w:val="0"/>
+                <w:i w:val="0"/>
+                <w:sz w:val="18"/>
+                <w:u w:val="single"/>
+              </w:rPr>
+              <w:t>which raises levels of other drugs</w:t>
+            </w:r>
+            <w:r>
+              <w:rPr>
+                <w:b w:val="0"/>
+                <w:i w:val="0"/>
+                <w:sz w:val="18"/>
+              </w:rPr>
+              <w:t>.</w:t>
             </w:r>
           </w:p>
         </w:tc>
@@ -5609,7 +5653,7 @@
                 <w:i w:val="0"/>
                 <w:sz w:val="18"/>
               </w:rPr>
-              <w:t>Allergy to the product; may exacerbate asthma; avoid under 6 months of age; history of stomach ulcers or perforation; renal dysfunction.</w:t>
+              <w:t>Ibuprofen: allergy to the product; may exacerbate asthma; avoid under 6 months of age; history of stomach ulcers or perforation; renal dysfunction.</w:t>
             </w:r>
           </w:p>
         </w:tc>
@@ -5985,7 +6029,24 @@
                 <w:i w:val="0"/>
                 <w:sz w:val="18"/>
               </w:rPr>
-              <w:t>Additive sedation with other central nervous system depressants or alcohol. Excitation instead of sedation at higher doses (especially in children) and in overdose.</w:t>
+              <w:t xml:space="preserve">Additive sedation with other central nervous system depressants or alcohol. Excitation </w:t>
+            </w:r>
+            <w:r>
+              <w:rPr>
+                <w:b w:val="0"/>
+                <w:i w:val="0"/>
+                <w:sz w:val="18"/>
+                <w:u w:val="single"/>
+              </w:rPr>
+              <w:t>instead of sedation</w:t>
+            </w:r>
+            <w:r>
+              <w:rPr>
+                <w:b w:val="0"/>
+                <w:i w:val="0"/>
+                <w:sz w:val="18"/>
+              </w:rPr>
+              <w:t xml:space="preserve"> at higher doses (especially in children) and in overdose.</w:t>
             </w:r>
           </w:p>
         </w:tc>
@@ -6715,7 +6776,7 @@
                 <w:i w:val="0"/>
                 <w:sz w:val="18"/>
               </w:rPr>
-              <w:t>Systemic fungal infections (dexamethasone); allergy to the product; infections, especially fungal (prednisone).</w:t>
+              <w:t>Systemic fungal infections (dexamethasone); allergy to the product and infections, especially fungal (prednisone).</w:t>
             </w:r>
           </w:p>
         </w:tc>
@@ -7451,7 +7512,7 @@
                 <w:i w:val="0"/>
                 <w:sz w:val="18"/>
               </w:rPr>
-              <w:t>Pregnancy (2nd and 3rd trimesters). Caution in kidney disease (may sharply lower filtration), with potassium-sparing diuretics, potassium supplements or salt substitutes (hyperkalemia); nonsteroidal anti-inflammatory drugs blunt the effect.</w:t>
+              <w:t>Pregnancy (2nd and 3rd trimesters). Caution in kidney disease (may sharply lower filtration), with potassium-sparing diuretics, potassium supplements or salt substitutes (hyperkalemia); nonsteroidal anti-inflammatory drugs can blunt the effect.</w:t>
             </w:r>
           </w:p>
         </w:tc>
@@ -8097,7 +8158,7 @@
                 <w:i w:val="0"/>
                 <w:sz w:val="18"/>
               </w:rPr>
-              <w:t>slides 56-57, 60, 63, 65-69, 71-74</w:t>
+              <w:t>slides 56-57, 60, 63, 65-69, 71-74; also Lecture 8 slide 18, Lecture 8 slide 34</w:t>
             </w:r>
           </w:p>
         </w:tc>
@@ -8282,7 +8343,7 @@
                 <w:i w:val="0"/>
                 <w:sz w:val="18"/>
               </w:rPr>
-              <w:t>slides 56, 61, 63, 67-68, 70-73</w:t>
+              <w:t>slides 56, 61, 63, 67-68, 70-73; also Lecture 8 slide 18</w:t>
             </w:r>
           </w:p>
         </w:tc>
@@ -8467,7 +8528,7 @@
                 <w:i w:val="0"/>
                 <w:sz w:val="18"/>
               </w:rPr>
-              <w:t>slides 59, 62-63, 65, 70-74</w:t>
+              <w:t>slides 59, 62-63, 65, 70-74; also Lecture 8 slide 18</w:t>
             </w:r>
           </w:p>
         </w:tc>
@@ -8750,7 +8811,7 @@
                 <w:i w:val="0"/>
                 <w:sz w:val="18"/>
               </w:rPr>
-              <w:t>None listed. Caution in cardiac and renal failure; nonsteroidal anti-inflammatory drugs blunt the response; beta blockers may worsen postural hypotension.</w:t>
+              <w:t>None listed. Prazosin: caution in cardiac and renal failure; nonsteroidal anti-inflammatory drugs blunt the response; beta blockers may worsen postural hypotension.</w:t>
             </w:r>
           </w:p>
         </w:tc>
@@ -9317,7 +9378,24 @@
                 <w:i w:val="0"/>
                 <w:sz w:val="18"/>
               </w:rPr>
-              <w:t>Liver disease; pregnancy (current labeling weighs risk and benefit). Relative: cyclosporine or other immunosuppressants, gemfibrozil, niacin, erythromycin.</w:t>
+              <w:t xml:space="preserve">Liver disease; pregnancy </w:t>
+            </w:r>
+            <w:r>
+              <w:rPr>
+                <w:b w:val="0"/>
+                <w:i w:val="0"/>
+                <w:sz w:val="18"/>
+                <w:u w:val="single"/>
+              </w:rPr>
+              <w:t>(current labeling weighs risk and benefit)</w:t>
+            </w:r>
+            <w:r>
+              <w:rPr>
+                <w:b w:val="0"/>
+                <w:i w:val="0"/>
+                <w:sz w:val="18"/>
+              </w:rPr>
+              <w:t>. Relative: concomitant use of cyclosporine or other immunosuppressants, gemfibrozil, niacin, erythromycin.</w:t>
             </w:r>
           </w:p>
         </w:tc>
@@ -9508,7 +9586,7 @@
                 <w:i w:val="0"/>
                 <w:sz w:val="18"/>
               </w:rPr>
-              <w:t>None listed. Interactions: fibrates (gallstones, myopathy); bile acid sequestrants and antacids lower levels; cyclosporine raises levels.</w:t>
+              <w:t>None listed. Interactions: fibrates (gallstones, myopathy); bile acid sequestrants may lower levels and antacids lower levels; cyclosporine raises levels.</w:t>
             </w:r>
           </w:p>
         </w:tc>
@@ -10329,7 +10407,7 @@
                 <w:i w:val="0"/>
                 <w:sz w:val="18"/>
               </w:rPr>
-              <w:t>slides 8, 13, 16-19, 39, 55</w:t>
+              <w:t>slides 8, 13, 16-19, 34, 39, 55</w:t>
             </w:r>
           </w:p>
         </w:tc>
@@ -10398,30 +10476,30 @@
                 <w:i w:val="0"/>
                 <w:sz w:val="18"/>
               </w:rPr>
-              <w:t>First-line for angina without contraindications, especially with hypertension, anxiety, supraventricular arrhythmias, heart failure or a prior myocardial infarction. In acute coronary syndrome: fewer deaths, smaller infarcts, less sudden cardiac death.</w:t>
-            </w:r>
-          </w:p>
-        </w:tc>
-        <w:tc>
-          <w:tcPr>
-            <w:tcW w:type="dxa" w:w="2078"/>
-          </w:tcPr>
-          <w:p>
-            <w:pPr>
-              <w:spacing w:after="40"/>
-            </w:pPr>
-            <w:r>
-              <w:rPr>
-                <w:sz w:val="18"/>
-              </w:rPr>
-            </w:r>
-            <w:r>
-              <w:rPr>
-                <w:b w:val="0"/>
-                <w:i w:val="0"/>
-                <w:sz w:val="18"/>
-              </w:rPr>
-              <w:t>Heart rate under 60; systolic pressure under 100; atrioventricular block; acute decompensated heart failure. Precautions: reactive airway disease, systolic heart failure, diabetes, peripheral vascular disease. Avoid in variant (Prinzmetal) angina.</w:t>
+              <w:t>First-line for angina without contraindications, especially with hypertension, anxiety, supraventricular arrhythmias, heart failure or a prior myocardial infarction. In acute coronary syndrome: given intravenously first, then orally; lower early and late mortality, smaller infarcts, fewer heart failure events and less sudden cardiac death (the course answer; current guidelines favor oral therapy in the first day).</w:t>
+            </w:r>
+          </w:p>
+        </w:tc>
+        <w:tc>
+          <w:tcPr>
+            <w:tcW w:type="dxa" w:w="2078"/>
+          </w:tcPr>
+          <w:p>
+            <w:pPr>
+              <w:spacing w:after="40"/>
+            </w:pPr>
+            <w:r>
+              <w:rPr>
+                <w:sz w:val="18"/>
+              </w:rPr>
+            </w:r>
+            <w:r>
+              <w:rPr>
+                <w:b w:val="0"/>
+                <w:i w:val="0"/>
+                <w:sz w:val="18"/>
+              </w:rPr>
+              <w:t>Heart rate under 60; systolic pressure under 100; atrioventricular block; acute decompensated heart failure. Precautions: reactive airway disease, systolic heart failure, diabetes, peripheral vascular disease. Avoid in variant (Prinzmetal) angina. In diabetes, avoid non-cardioselective agents (course table).</w:t>
             </w:r>
           </w:p>
         </w:tc>
@@ -10583,30 +10661,47 @@
                 <w:i w:val="0"/>
                 <w:sz w:val="18"/>
               </w:rPr>
-              <w:t>Non-dihydropyridines: initial therapy when beta blockers are contraindicated or not tolerated. Dihydropyridines: added to a beta blocker when it alone fails. Chosen for vasospastic angina, severe peripheral vascular disease, asthma, uncontrolled diabetes.</w:t>
-            </w:r>
-          </w:p>
-        </w:tc>
-        <w:tc>
-          <w:tcPr>
-            <w:tcW w:type="dxa" w:w="2078"/>
-          </w:tcPr>
-          <w:p>
-            <w:pPr>
-              <w:spacing w:after="40"/>
-            </w:pPr>
-            <w:r>
-              <w:rPr>
-                <w:sz w:val="18"/>
-              </w:rPr>
-            </w:r>
-            <w:r>
-              <w:rPr>
-                <w:b w:val="0"/>
-                <w:i w:val="0"/>
-                <w:sz w:val="18"/>
-              </w:rPr>
-              <w:t>Systolic pressure under 100. Non-dihydropyridines: heart rate under 60, acute heart failure, ejection fraction under 40%, atrioventricular block. Precaution: a non-dihydropyridine with a beta blocker; CYP3A4 (cytochrome P450 3A4) interactions.</w:t>
+              <w:t>Non-dihydropyridines: initial therapy when beta blockers are contraindicated or not tolerated. Dihydropyridines: added to a beta blocker when it alone fails. Chosen for vasospastic angina, severe peripheral vascular disease, asthma, uncontrolled diabetes. Diabetes with no other reason for a beta blocker: a non-dihydropyridine is first line (course table; current practice also accepts a cardioselective beta blocker).</w:t>
+            </w:r>
+          </w:p>
+        </w:tc>
+        <w:tc>
+          <w:tcPr>
+            <w:tcW w:type="dxa" w:w="2078"/>
+          </w:tcPr>
+          <w:p>
+            <w:pPr>
+              <w:spacing w:after="40"/>
+            </w:pPr>
+            <w:r>
+              <w:rPr>
+                <w:sz w:val="18"/>
+              </w:rPr>
+            </w:r>
+            <w:r>
+              <w:rPr>
+                <w:b w:val="0"/>
+                <w:i w:val="0"/>
+                <w:sz w:val="18"/>
+              </w:rPr>
+              <w:t xml:space="preserve">Systolic pressure under 100. Non-dihydropyridines: heart rate under 60, acute heart failure, ejection fraction under 40%, atrioventricular block. Precaution: a non-dihydropyridine with a beta blocker; CYP3A4 (cytochrome P450 3A4) interactions. After a myocardial infarction the course table says to avoid calcium channel blockers (a beta blocker is first line; </w:t>
+            </w:r>
+            <w:r>
+              <w:rPr>
+                <w:b w:val="0"/>
+                <w:i w:val="0"/>
+                <w:sz w:val="18"/>
+                <w:u w:val="single"/>
+              </w:rPr>
+              <w:t>current practice allows a non-dihydropyridine if a beta blocker cannot be used</w:t>
+            </w:r>
+            <w:r>
+              <w:rPr>
+                <w:b w:val="0"/>
+                <w:i w:val="0"/>
+                <w:sz w:val="18"/>
+              </w:rPr>
+              <w:t>).</w:t>
             </w:r>
           </w:p>
         </w:tc>
@@ -10783,7 +10878,7 @@
                 <w:i w:val="0"/>
                 <w:sz w:val="18"/>
               </w:rPr>
-              <w:t>Phosphodiesterase type 5 inhibitors (sildenafil, tadalafil, vardenafil); aortic valve stenosis; obstructive cardiomyopathy; hypotension.</w:t>
+              <w:t>Concurrent use of phosphodiesterase type 5 inhibitors (sildenafil, tadalafil, vardenafil); aortic valve stenosis; obstructive cardiomyopathy; hypotension.</w:t>
             </w:r>
           </w:p>
         </w:tc>
@@ -11159,7 +11254,24 @@
                 <w:i w:val="0"/>
                 <w:sz w:val="18"/>
               </w:rPr>
-              <w:t>Active bleeding or bleeding disorder; surgery within 10 days; serious gastrointestinal bleeding within 3 months; severe hypertension (diastolic above 110 mmHg); prior stroke or intracranial tumor; aortic dissection; pericarditis; prior streptokinase; pregnancy.</w:t>
+              <w:t xml:space="preserve">Active bleeding or bleeding disorder; surgery within 10 days; serious gastrointestinal bleeding within 3 months; </w:t>
+            </w:r>
+            <w:r>
+              <w:rPr>
+                <w:b w:val="0"/>
+                <w:i w:val="0"/>
+                <w:sz w:val="18"/>
+                <w:u w:val="single"/>
+              </w:rPr>
+              <w:t>severe</w:t>
+            </w:r>
+            <w:r>
+              <w:rPr>
+                <w:b w:val="0"/>
+                <w:i w:val="0"/>
+                <w:sz w:val="18"/>
+              </w:rPr>
+              <w:t xml:space="preserve"> hypertension (diastolic above 110 mmHg); prior stroke or active intracranial process (tumors); aortic dissection; acute pericarditis; prior streptokinase exposure or allergic reaction; pregnancy.</w:t>
             </w:r>
           </w:p>
         </w:tc>
